--- a/sample_contracts/extra/T-03_数据处理服务协议.docx
+++ b/sample_contracts/extra/T-03_数据处理服务协议.docx
@@ -96,18 +96,12 @@
     <w:p/>
     <w:p>
       <w:r>
-        <w:t>第五条  交付条款</w:t>
+        <w:t>第五条  交付与验收</w:t>
       </w:r>
     </w:p>
     <w:p>
       <w:r>
         <w:t>乙方应于本协议生效之日起25个日历日内完成服务上线并交付使用。</w:t>
-      </w:r>
-    </w:p>
-    <w:p/>
-    <w:p>
-      <w:r>
-        <w:t>第六条  验收条款</w:t>
       </w:r>
     </w:p>
     <w:p>
@@ -123,7 +117,7 @@
     <w:p/>
     <w:p>
       <w:r>
-        <w:t>第七条  保密条款</w:t>
+        <w:t>第六条  保密条款</w:t>
       </w:r>
     </w:p>
     <w:p>
@@ -134,7 +128,7 @@
     <w:p/>
     <w:p>
       <w:r>
-        <w:t>第八条  知识产权</w:t>
+        <w:t>第七条  知识产权</w:t>
       </w:r>
     </w:p>
     <w:p>
@@ -145,7 +139,7 @@
     <w:p/>
     <w:p>
       <w:r>
-        <w:t>第九条  违约责任</w:t>
+        <w:t>第八条  违约责任</w:t>
       </w:r>
     </w:p>
     <w:p>
@@ -156,7 +150,7 @@
     <w:p/>
     <w:p>
       <w:r>
-        <w:t>第十条  争议解决</w:t>
+        <w:t>第九条  争议解决</w:t>
       </w:r>
     </w:p>
     <w:p>
@@ -172,7 +166,7 @@
     <w:p/>
     <w:p>
       <w:r>
-        <w:t>第十一条  协议期限</w:t>
+        <w:t>第十条  协议期限</w:t>
       </w:r>
     </w:p>
     <w:p>
